--- a/MoUCelrevive.docx
+++ b/MoUCelrevive.docx
@@ -158,6 +158,8 @@
         <w:jc w:val="center"/>
         <w:rPr>
           <w:rFonts w:asciiTheme="majorHAnsi" w:eastAsia="Times New Roman" w:hAnsiTheme="majorHAnsi" w:cstheme="majorHAnsi"/>
+          <w:b/>
+          <w:bCs/>
           <w:sz w:val="36"/>
           <w:szCs w:val="24"/>
           <w:lang w:eastAsia="en-AU"/>
@@ -172,26 +174,79 @@
           <w:szCs w:val="24"/>
           <w:lang w:eastAsia="en-AU"/>
         </w:rPr>
-        <w:t>www.anodiam.com</w:t>
-      </w:r>
-      <w:r>
-        <w:rPr>
-          <w:rFonts w:asciiTheme="majorHAnsi" w:eastAsia="Times New Roman" w:hAnsiTheme="majorHAnsi" w:cstheme="majorHAnsi"/>
+        <w:t>Anirban Chakrabarty (</w:t>
+      </w:r>
+      <w:hyperlink r:id="rId5" w:history="1">
+        <w:r>
+          <w:rPr>
+            <w:rStyle w:val="Hyperlink"/>
+            <w:rFonts w:asciiTheme="majorHAnsi" w:eastAsia="Times New Roman" w:hAnsiTheme="majorHAnsi" w:cstheme="majorHAnsi"/>
+            <w:b/>
+            <w:bCs/>
+            <w:sz w:val="36"/>
+            <w:szCs w:val="24"/>
+            <w:lang w:eastAsia="en-AU"/>
+          </w:rPr>
+          <w:t>www.anodiam.com</w:t>
+        </w:r>
+      </w:hyperlink>
+      <w:r>
+        <w:rPr>
+          <w:rFonts w:asciiTheme="majorHAnsi" w:eastAsia="Times New Roman" w:hAnsiTheme="majorHAnsi" w:cstheme="majorHAnsi"/>
+          <w:b/>
+          <w:bCs/>
           <w:sz w:val="36"/>
           <w:szCs w:val="24"/>
           <w:lang w:eastAsia="en-AU"/>
         </w:rPr>
-        <w:br/>
-        <w:t>AI-First Product Engineering</w:t>
-      </w:r>
-      <w:r>
-        <w:rPr>
-          <w:rFonts w:asciiTheme="majorHAnsi" w:eastAsia="Times New Roman" w:hAnsiTheme="majorHAnsi" w:cstheme="majorHAnsi"/>
+        <w:t>)</w:t>
+      </w:r>
+    </w:p>
+    <w:p>
+      <w:pPr>
+        <w:spacing w:before="100" w:beforeAutospacing="1" w:after="100" w:afterAutospacing="1" w:line="240" w:lineRule="auto"/>
+        <w:jc w:val="center"/>
+        <w:rPr>
+          <w:rFonts w:asciiTheme="majorHAnsi" w:eastAsia="Times New Roman" w:hAnsiTheme="majorHAnsi" w:cstheme="majorHAnsi"/>
+          <w:b/>
+          <w:bCs/>
           <w:sz w:val="36"/>
           <w:szCs w:val="24"/>
           <w:lang w:eastAsia="en-AU"/>
         </w:rPr>
-        <w:br/>
+      </w:pPr>
+      <w:r>
+        <w:rPr>
+          <w:rFonts w:asciiTheme="majorHAnsi" w:eastAsia="Times New Roman" w:hAnsiTheme="majorHAnsi" w:cstheme="majorHAnsi"/>
+          <w:b/>
+          <w:bCs/>
+          <w:sz w:val="36"/>
+          <w:szCs w:val="24"/>
+          <w:lang w:eastAsia="en-AU"/>
+        </w:rPr>
+        <w:t>ABN – 56789134510</w:t>
+      </w:r>
+    </w:p>
+    <w:p>
+      <w:pPr>
+        <w:spacing w:before="100" w:beforeAutospacing="1" w:after="100" w:afterAutospacing="1" w:line="240" w:lineRule="auto"/>
+        <w:jc w:val="center"/>
+        <w:rPr>
+          <w:rFonts w:asciiTheme="majorHAnsi" w:eastAsia="Times New Roman" w:hAnsiTheme="majorHAnsi" w:cstheme="majorHAnsi"/>
+          <w:b/>
+          <w:bCs/>
+          <w:sz w:val="36"/>
+          <w:szCs w:val="24"/>
+          <w:lang w:eastAsia="en-AU"/>
+        </w:rPr>
+      </w:pPr>
+      <w:r>
+        <w:rPr>
+          <w:rFonts w:asciiTheme="majorHAnsi" w:eastAsia="Times New Roman" w:hAnsiTheme="majorHAnsi" w:cstheme="majorHAnsi"/>
+          <w:sz w:val="36"/>
+          <w:szCs w:val="24"/>
+          <w:lang w:eastAsia="en-AU"/>
+        </w:rPr>
         <w:t>Sydney, NSW, Australia</w:t>
       </w:r>
     </w:p>
@@ -259,8 +314,9 @@
     </w:p>
     <w:p>
       <w:pPr>
-        <w:spacing w:before="100" w:beforeAutospacing="1" w:after="100" w:afterAutospacing="1" w:line="240" w:lineRule="auto"/>
+        <w:spacing w:after="0" w:line="240" w:lineRule="auto"/>
         <w:jc w:val="center"/>
+        <w:outlineLvl w:val="2"/>
         <w:rPr>
           <w:rFonts w:asciiTheme="majorHAnsi" w:eastAsia="Times New Roman" w:hAnsiTheme="majorHAnsi" w:cstheme="majorHAnsi"/>
           <w:sz w:val="36"/>
@@ -279,14 +335,51 @@
         </w:rPr>
         <w:t>Effiderma Pty Ltd (CelRevive)</w:t>
       </w:r>
-      <w:r>
-        <w:rPr>
-          <w:rFonts w:asciiTheme="majorHAnsi" w:eastAsia="Times New Roman" w:hAnsiTheme="majorHAnsi" w:cstheme="majorHAnsi"/>
+    </w:p>
+    <w:p>
+      <w:pPr>
+        <w:spacing w:after="0" w:line="240" w:lineRule="auto"/>
+        <w:jc w:val="center"/>
+        <w:outlineLvl w:val="2"/>
+        <w:rPr>
+          <w:rFonts w:asciiTheme="majorHAnsi" w:eastAsia="Times New Roman" w:hAnsiTheme="majorHAnsi" w:cstheme="majorHAnsi"/>
+          <w:b/>
+          <w:bCs/>
           <w:sz w:val="36"/>
           <w:szCs w:val="24"/>
           <w:lang w:eastAsia="en-AU"/>
         </w:rPr>
-        <w:br/>
+      </w:pPr>
+      <w:r>
+        <w:rPr>
+          <w:rFonts w:asciiTheme="majorHAnsi" w:eastAsia="Times New Roman" w:hAnsiTheme="majorHAnsi" w:cstheme="majorHAnsi"/>
+          <w:b/>
+          <w:bCs/>
+          <w:sz w:val="36"/>
+          <w:szCs w:val="24"/>
+          <w:lang w:eastAsia="en-AU"/>
+        </w:rPr>
+        <w:t>ACN - 669 833 587</w:t>
+      </w:r>
+    </w:p>
+    <w:p>
+      <w:pPr>
+        <w:spacing w:before="100" w:beforeAutospacing="1" w:after="100" w:afterAutospacing="1" w:line="240" w:lineRule="auto"/>
+        <w:jc w:val="center"/>
+        <w:rPr>
+          <w:rFonts w:asciiTheme="majorHAnsi" w:eastAsia="Times New Roman" w:hAnsiTheme="majorHAnsi" w:cstheme="majorHAnsi"/>
+          <w:sz w:val="36"/>
+          <w:szCs w:val="24"/>
+          <w:lang w:eastAsia="en-AU"/>
+        </w:rPr>
+      </w:pPr>
+      <w:r>
+        <w:rPr>
+          <w:rFonts w:asciiTheme="majorHAnsi" w:eastAsia="Times New Roman" w:hAnsiTheme="majorHAnsi" w:cstheme="majorHAnsi"/>
+          <w:sz w:val="36"/>
+          <w:szCs w:val="24"/>
+          <w:lang w:eastAsia="en-AU"/>
+        </w:rPr>
         <w:t>Sydney, NSW, Australia</w:t>
       </w:r>
     </w:p>
@@ -342,32 +435,16 @@
           <w:szCs w:val="24"/>
           <w:lang w:eastAsia="en-AU"/>
         </w:rPr>
-        <w:t>15/03/2026</w:t>
-      </w:r>
-    </w:p>
-    <w:p>
-      <w:pPr>
-        <w:rPr>
-          <w:rFonts w:asciiTheme="majorHAnsi" w:eastAsia="Times New Roman" w:hAnsiTheme="majorHAnsi" w:cstheme="majorHAnsi"/>
-          <w:b/>
-          <w:bCs/>
-          <w:kern w:val="36"/>
-          <w:sz w:val="48"/>
-          <w:szCs w:val="48"/>
-          <w:lang w:eastAsia="en-AU"/>
-        </w:rPr>
-      </w:pPr>
-      <w:r>
-        <w:rPr>
-          <w:rFonts w:asciiTheme="majorHAnsi" w:eastAsia="Times New Roman" w:hAnsiTheme="majorHAnsi" w:cstheme="majorHAnsi"/>
-          <w:b/>
-          <w:bCs/>
-          <w:kern w:val="36"/>
-          <w:sz w:val="48"/>
-          <w:szCs w:val="48"/>
-          <w:lang w:eastAsia="en-AU"/>
-        </w:rPr>
-        <w:br w:type="page"/>
+        <w:t>02/05</w:t>
+      </w:r>
+      <w:r>
+        <w:rPr>
+          <w:rFonts w:asciiTheme="majorHAnsi" w:eastAsia="Times New Roman" w:hAnsiTheme="majorHAnsi" w:cstheme="majorHAnsi"/>
+          <w:sz w:val="36"/>
+          <w:szCs w:val="24"/>
+          <w:lang w:eastAsia="en-AU"/>
+        </w:rPr>
+        <w:t>/2026</w:t>
       </w:r>
     </w:p>
     <w:p>
@@ -385,6 +462,8 @@
           <w:lang w:eastAsia="en-AU"/>
         </w:rPr>
       </w:pPr>
+      <w:bookmarkStart w:id="0" w:name="_GoBack"/>
+      <w:bookmarkEnd w:id="0"/>
       <w:r>
         <w:rPr>
           <w:rFonts w:asciiTheme="majorHAnsi" w:eastAsia="Times New Roman" w:hAnsiTheme="majorHAnsi" w:cstheme="majorHAnsi"/>
@@ -428,7 +507,54 @@
           <w:szCs w:val="24"/>
           <w:lang w:eastAsia="en-AU"/>
         </w:rPr>
-        <w:t>www.anodiam.com</w:t>
+        <w:t xml:space="preserve">Anirban Chakrabarty, </w:t>
+      </w:r>
+      <w:r>
+        <w:rPr>
+          <w:rFonts w:asciiTheme="majorHAnsi" w:eastAsia="Times New Roman" w:hAnsiTheme="majorHAnsi" w:cstheme="majorHAnsi"/>
+          <w:b/>
+          <w:bCs/>
+          <w:sz w:val="24"/>
+          <w:szCs w:val="24"/>
+          <w:lang w:eastAsia="en-AU"/>
+        </w:rPr>
+        <w:t xml:space="preserve">ABN - </w:t>
+      </w:r>
+      <w:r>
+        <w:rPr>
+          <w:rFonts w:asciiTheme="majorHAnsi" w:eastAsia="Times New Roman" w:hAnsiTheme="majorHAnsi" w:cstheme="majorHAnsi"/>
+          <w:b/>
+          <w:bCs/>
+          <w:sz w:val="24"/>
+          <w:szCs w:val="24"/>
+          <w:lang w:eastAsia="en-AU"/>
+        </w:rPr>
+        <w:t xml:space="preserve">56789134510 (Anodiam, </w:t>
+      </w:r>
+      <w:hyperlink r:id="rId6" w:history="1">
+        <w:r>
+          <w:rPr>
+            <w:rStyle w:val="Hyperlink"/>
+            <w:rFonts w:asciiTheme="majorHAnsi" w:eastAsia="Times New Roman" w:hAnsiTheme="majorHAnsi" w:cstheme="majorHAnsi"/>
+            <w:b/>
+            <w:bCs/>
+            <w:sz w:val="24"/>
+            <w:szCs w:val="24"/>
+            <w:lang w:eastAsia="en-AU"/>
+          </w:rPr>
+          <w:t>www.anodiam.com</w:t>
+        </w:r>
+      </w:hyperlink>
+      <w:r>
+        <w:rPr>
+          <w:rFonts w:asciiTheme="majorHAnsi" w:eastAsia="Times New Roman" w:hAnsiTheme="majorHAnsi" w:cstheme="majorHAnsi"/>
+          <w:b/>
+          <w:bCs/>
+          <w:sz w:val="24"/>
+          <w:szCs w:val="24"/>
+          <w:lang w:eastAsia="en-AU"/>
+        </w:rPr>
+        <w:t>)</w:t>
       </w:r>
       <w:r>
         <w:rPr>
@@ -453,11 +579,44 @@
       <w:r>
         <w:rPr>
           <w:rFonts w:asciiTheme="majorHAnsi" w:eastAsia="Times New Roman" w:hAnsiTheme="majorHAnsi" w:cstheme="majorHAnsi"/>
-          <w:sz w:val="24"/>
-          <w:szCs w:val="24"/>
-          <w:lang w:eastAsia="en-AU"/>
-        </w:rPr>
-        <w:t xml:space="preserve"> for the </w:t>
+          <w:b/>
+          <w:bCs/>
+          <w:sz w:val="24"/>
+          <w:szCs w:val="24"/>
+          <w:lang w:eastAsia="en-AU"/>
+        </w:rPr>
+        <w:t>, ACN -</w:t>
+      </w:r>
+      <w:r>
+        <w:rPr>
+          <w:rFonts w:asciiTheme="majorHAnsi" w:eastAsia="Times New Roman" w:hAnsiTheme="majorHAnsi" w:cstheme="majorHAnsi"/>
+          <w:b/>
+          <w:bCs/>
+          <w:sz w:val="24"/>
+          <w:szCs w:val="24"/>
+          <w:lang w:eastAsia="en-AU"/>
+        </w:rPr>
+        <w:t xml:space="preserve"> 669 833 587</w:t>
+      </w:r>
+      <w:r>
+        <w:rPr>
+          <w:rFonts w:asciiTheme="majorHAnsi" w:eastAsia="Times New Roman" w:hAnsiTheme="majorHAnsi" w:cstheme="majorHAnsi"/>
+          <w:b/>
+          <w:bCs/>
+          <w:sz w:val="24"/>
+          <w:szCs w:val="24"/>
+          <w:lang w:eastAsia="en-AU"/>
+        </w:rPr>
+        <w:t xml:space="preserve"> </w:t>
+      </w:r>
+      <w:r>
+        <w:rPr>
+          <w:rFonts w:asciiTheme="majorHAnsi" w:eastAsia="Times New Roman" w:hAnsiTheme="majorHAnsi" w:cstheme="majorHAnsi"/>
+          <w:sz w:val="24"/>
+          <w:szCs w:val="24"/>
+          <w:lang w:eastAsia="en-AU"/>
+        </w:rPr>
+        <w:t xml:space="preserve">for the </w:t>
       </w:r>
       <w:r>
         <w:rPr>
@@ -3451,84 +3610,89 @@
     </w:p>
     <w:p>
       <w:pPr>
-        <w:spacing w:before="100" w:beforeAutospacing="1" w:after="100" w:afterAutospacing="1" w:line="240" w:lineRule="auto"/>
-        <w:jc w:val="both"/>
-        <w:rPr>
-          <w:rFonts w:asciiTheme="majorHAnsi" w:eastAsia="Times New Roman" w:hAnsiTheme="majorHAnsi" w:cstheme="majorHAnsi"/>
-          <w:sz w:val="24"/>
-          <w:szCs w:val="24"/>
-          <w:lang w:eastAsia="en-AU"/>
-        </w:rPr>
-      </w:pPr>
-      <w:r>
-        <w:rPr>
-          <w:rFonts w:asciiTheme="majorHAnsi" w:eastAsia="Times New Roman" w:hAnsiTheme="majorHAnsi" w:cstheme="majorHAnsi"/>
-          <w:sz w:val="24"/>
-          <w:szCs w:val="24"/>
-          <w:lang w:eastAsia="en-AU"/>
-        </w:rPr>
-        <w:t xml:space="preserve">CelRevive will receive </w:t>
-      </w:r>
-      <w:r>
-        <w:rPr>
-          <w:rFonts w:asciiTheme="majorHAnsi" w:eastAsia="Times New Roman" w:hAnsiTheme="majorHAnsi" w:cstheme="majorHAnsi"/>
-          <w:b/>
-          <w:bCs/>
-          <w:sz w:val="24"/>
-          <w:szCs w:val="24"/>
-          <w:lang w:eastAsia="en-AU"/>
-        </w:rPr>
-        <w:t>perpetual usage rights</w:t>
-      </w:r>
-      <w:r>
-        <w:rPr>
-          <w:rFonts w:asciiTheme="majorHAnsi" w:eastAsia="Times New Roman" w:hAnsiTheme="majorHAnsi" w:cstheme="majorHAnsi"/>
-          <w:sz w:val="24"/>
-          <w:szCs w:val="24"/>
-          <w:lang w:eastAsia="en-AU"/>
-        </w:rPr>
-        <w:t xml:space="preserve"> to the MVP software developed specifically for this project.</w:t>
-      </w:r>
-    </w:p>
-    <w:p>
-      <w:pPr>
-        <w:spacing w:before="100" w:beforeAutospacing="1" w:after="100" w:afterAutospacing="1" w:line="240" w:lineRule="auto"/>
-        <w:jc w:val="both"/>
-        <w:rPr>
-          <w:rFonts w:asciiTheme="majorHAnsi" w:eastAsia="Times New Roman" w:hAnsiTheme="majorHAnsi" w:cstheme="majorHAnsi"/>
-          <w:sz w:val="24"/>
-          <w:szCs w:val="24"/>
-          <w:lang w:eastAsia="en-AU"/>
-        </w:rPr>
-      </w:pPr>
-      <w:r>
-        <w:rPr>
-          <w:rFonts w:asciiTheme="majorHAnsi" w:eastAsia="Times New Roman" w:hAnsiTheme="majorHAnsi" w:cstheme="majorHAnsi"/>
-          <w:sz w:val="24"/>
-          <w:szCs w:val="24"/>
-          <w:lang w:eastAsia="en-AU"/>
-        </w:rPr>
-        <w:t xml:space="preserve">However, Anodiam retains the right to reuse </w:t>
-      </w:r>
-      <w:r>
-        <w:rPr>
-          <w:rFonts w:asciiTheme="majorHAnsi" w:eastAsia="Times New Roman" w:hAnsiTheme="majorHAnsi" w:cstheme="majorHAnsi"/>
-          <w:b/>
-          <w:bCs/>
-          <w:sz w:val="24"/>
-          <w:szCs w:val="24"/>
-          <w:lang w:eastAsia="en-AU"/>
-        </w:rPr>
-        <w:t>non-CelRevive-specific engineering components</w:t>
-      </w:r>
-      <w:r>
-        <w:rPr>
-          <w:rFonts w:asciiTheme="majorHAnsi" w:eastAsia="Times New Roman" w:hAnsiTheme="majorHAnsi" w:cstheme="majorHAnsi"/>
-          <w:sz w:val="24"/>
-          <w:szCs w:val="24"/>
-          <w:lang w:eastAsia="en-AU"/>
-        </w:rPr>
-        <w:t xml:space="preserve"> in other projects.</w:t>
+        <w:shd w:val="clear" w:color="auto" w:fill="FFFFFF"/>
+        <w:spacing w:after="0" w:line="240" w:lineRule="auto"/>
+        <w:rPr>
+          <w:rFonts w:asciiTheme="majorHAnsi" w:eastAsia="Times New Roman" w:hAnsiTheme="majorHAnsi" w:cstheme="majorHAnsi"/>
+          <w:sz w:val="24"/>
+          <w:szCs w:val="24"/>
+          <w:lang w:eastAsia="en-AU"/>
+        </w:rPr>
+      </w:pPr>
+      <w:r>
+        <w:rPr>
+          <w:rFonts w:asciiTheme="majorHAnsi" w:eastAsia="Times New Roman" w:hAnsiTheme="majorHAnsi" w:cstheme="majorHAnsi"/>
+          <w:sz w:val="24"/>
+          <w:szCs w:val="24"/>
+          <w:lang w:eastAsia="en-AU"/>
+        </w:rPr>
+        <w:t>For the purposes of this clause 'Project Deliverables' means all software, code, applications, documentation, and other materials developed specifically for CelRevive by Anodiam in connection with this MoU, excluding Anodiam Background IP.</w:t>
+      </w:r>
+    </w:p>
+    <w:p>
+      <w:pPr>
+        <w:shd w:val="clear" w:color="auto" w:fill="FFFFFF"/>
+        <w:spacing w:after="0" w:line="240" w:lineRule="auto"/>
+        <w:rPr>
+          <w:rFonts w:asciiTheme="majorHAnsi" w:eastAsia="Times New Roman" w:hAnsiTheme="majorHAnsi" w:cstheme="majorHAnsi"/>
+          <w:sz w:val="24"/>
+          <w:szCs w:val="24"/>
+          <w:lang w:eastAsia="en-AU"/>
+        </w:rPr>
+      </w:pPr>
+    </w:p>
+    <w:p>
+      <w:pPr>
+        <w:shd w:val="clear" w:color="auto" w:fill="FFFFFF"/>
+        <w:spacing w:after="0" w:line="240" w:lineRule="auto"/>
+        <w:rPr>
+          <w:rFonts w:asciiTheme="majorHAnsi" w:eastAsia="Times New Roman" w:hAnsiTheme="majorHAnsi" w:cstheme="majorHAnsi"/>
+          <w:sz w:val="24"/>
+          <w:szCs w:val="24"/>
+          <w:lang w:eastAsia="en-AU"/>
+        </w:rPr>
+      </w:pPr>
+      <w:r>
+        <w:rPr>
+          <w:rFonts w:asciiTheme="majorHAnsi" w:eastAsia="Times New Roman" w:hAnsiTheme="majorHAnsi" w:cstheme="majorHAnsi"/>
+          <w:sz w:val="24"/>
+          <w:szCs w:val="24"/>
+          <w:lang w:eastAsia="en-AU"/>
+        </w:rPr>
+        <w:t>Upon delivery of the Project Deliverables, all Intellectual Property Rights in any Project Deliverables will vest in CelRevive.</w:t>
+      </w:r>
+    </w:p>
+    <w:p>
+      <w:pPr>
+        <w:shd w:val="clear" w:color="auto" w:fill="FFFFFF"/>
+        <w:spacing w:after="0" w:line="240" w:lineRule="auto"/>
+        <w:rPr>
+          <w:rFonts w:asciiTheme="majorHAnsi" w:eastAsia="Times New Roman" w:hAnsiTheme="majorHAnsi" w:cstheme="majorHAnsi"/>
+          <w:sz w:val="24"/>
+          <w:szCs w:val="24"/>
+          <w:lang w:eastAsia="en-AU"/>
+        </w:rPr>
+      </w:pPr>
+    </w:p>
+    <w:p>
+      <w:pPr>
+        <w:shd w:val="clear" w:color="auto" w:fill="FFFFFF"/>
+        <w:spacing w:after="0" w:line="240" w:lineRule="auto"/>
+        <w:rPr>
+          <w:rFonts w:asciiTheme="majorHAnsi" w:eastAsia="Times New Roman" w:hAnsiTheme="majorHAnsi" w:cstheme="majorHAnsi"/>
+          <w:sz w:val="24"/>
+          <w:szCs w:val="24"/>
+          <w:lang w:eastAsia="en-AU"/>
+        </w:rPr>
+      </w:pPr>
+      <w:r>
+        <w:rPr>
+          <w:rFonts w:asciiTheme="majorHAnsi" w:eastAsia="Times New Roman" w:hAnsiTheme="majorHAnsi" w:cstheme="majorHAnsi"/>
+          <w:sz w:val="24"/>
+          <w:szCs w:val="24"/>
+          <w:lang w:eastAsia="en-AU"/>
+        </w:rPr>
+        <w:t>Anodiam retains ownership of all pre-existing generic AI models, software frameworks, reusable engineering components, and development tooling (Anodiam Background IP). To the extent that any Anodiam Background IP is incorporated into the Project Deliverables, Anodiam grants CelRevive a perpetual, irrevocable, royalty-free licence to use, modify, and sublicense such Anodiam Background IP solely as incorporated within the Project Deliverables.</w:t>
       </w:r>
     </w:p>
     <w:p>
@@ -3556,6 +3720,7 @@
           <w:szCs w:val="48"/>
           <w:lang w:eastAsia="en-AU"/>
         </w:rPr>
+        <w:lastRenderedPageBreak/>
         <w:t>8. Confidentiality and Non-Disclosure Agreement</w:t>
       </w:r>
     </w:p>
@@ -3623,7 +3788,6 @@
           <w:szCs w:val="24"/>
           <w:lang w:eastAsia="en-AU"/>
         </w:rPr>
-        <w:lastRenderedPageBreak/>
         <w:t>Maintain strict confidentiality of all proprietary information</w:t>
       </w:r>
     </w:p>
@@ -4301,6 +4465,7 @@
           <w:szCs w:val="24"/>
           <w:lang w:eastAsia="en-AU"/>
         </w:rPr>
+        <w:lastRenderedPageBreak/>
         <w:t>Failure to provide required inputs may impact delivery timelines.</w:t>
       </w:r>
     </w:p>
@@ -4375,7 +4540,6 @@
           <w:szCs w:val="24"/>
           <w:lang w:eastAsia="en-AU"/>
         </w:rPr>
-        <w:lastRenderedPageBreak/>
         <w:t xml:space="preserve">The CelRevive project becomes inactive for </w:t>
       </w:r>
       <w:r>
@@ -5051,6 +5215,7 @@
           <w:szCs w:val="24"/>
           <w:lang w:eastAsia="en-AU"/>
         </w:rPr>
+        <w:lastRenderedPageBreak/>
         <w:t xml:space="preserve">After completion of the MVP phase, the parties may enter into a </w:t>
       </w:r>
       <w:r>
@@ -5192,7 +5357,6 @@
           <w:szCs w:val="24"/>
           <w:lang w:eastAsia="en-AU"/>
         </w:rPr>
-        <w:lastRenderedPageBreak/>
         <w:t>Such agreements will be negotiated separately.</w:t>
       </w:r>
     </w:p>
@@ -5275,18 +5439,15 @@
         </w:rPr>
         <w:t xml:space="preserve"> from the date of signing unless replaced by a formal contract.</w:t>
       </w:r>
-    </w:p>
-    <w:p>
-      <w:pPr>
-        <w:spacing w:before="100" w:beforeAutospacing="1" w:after="100" w:afterAutospacing="1" w:line="240" w:lineRule="auto"/>
-        <w:jc w:val="both"/>
-        <w:rPr>
-          <w:rFonts w:asciiTheme="majorHAnsi" w:eastAsia="Times New Roman" w:hAnsiTheme="majorHAnsi" w:cstheme="majorHAnsi"/>
-          <w:sz w:val="24"/>
-          <w:szCs w:val="24"/>
-          <w:lang w:eastAsia="en-AU"/>
-        </w:rPr>
-      </w:pPr>
+      <w:r>
+        <w:rPr>
+          <w:rFonts w:asciiTheme="majorHAnsi" w:eastAsia="Times New Roman" w:hAnsiTheme="majorHAnsi" w:cstheme="majorHAnsi"/>
+          <w:sz w:val="24"/>
+          <w:szCs w:val="24"/>
+          <w:lang w:eastAsia="en-AU"/>
+        </w:rPr>
+        <w:t xml:space="preserve"> </w:t>
+      </w:r>
       <w:r>
         <w:rPr>
           <w:rFonts w:asciiTheme="majorHAnsi" w:eastAsia="Times New Roman" w:hAnsiTheme="majorHAnsi" w:cstheme="majorHAnsi"/>
@@ -5416,7 +5577,7 @@
     </w:p>
     <w:p>
       <w:pPr>
-        <w:spacing w:before="100" w:beforeAutospacing="1" w:after="100" w:afterAutospacing="1" w:line="240" w:lineRule="auto"/>
+        <w:spacing w:after="0" w:line="240" w:lineRule="auto"/>
         <w:jc w:val="both"/>
         <w:outlineLvl w:val="2"/>
         <w:rPr>
@@ -5437,49 +5598,133 @@
           <w:szCs w:val="27"/>
           <w:lang w:eastAsia="en-AU"/>
         </w:rPr>
-        <w:t>For www.anodiam.com</w:t>
-      </w:r>
-    </w:p>
-    <w:p>
-      <w:pPr>
-        <w:spacing w:before="100" w:beforeAutospacing="1" w:after="100" w:afterAutospacing="1" w:line="240" w:lineRule="auto"/>
-        <w:rPr>
-          <w:rFonts w:asciiTheme="majorHAnsi" w:eastAsia="Times New Roman" w:hAnsiTheme="majorHAnsi" w:cstheme="majorHAnsi"/>
-          <w:sz w:val="24"/>
-          <w:szCs w:val="24"/>
-          <w:lang w:eastAsia="en-AU"/>
-        </w:rPr>
-      </w:pPr>
-      <w:r>
-        <w:rPr>
-          <w:rFonts w:asciiTheme="majorHAnsi" w:eastAsia="Times New Roman" w:hAnsiTheme="majorHAnsi" w:cstheme="majorHAnsi"/>
-          <w:sz w:val="24"/>
-          <w:szCs w:val="24"/>
-          <w:lang w:eastAsia="en-AU"/>
-        </w:rPr>
-        <w:t xml:space="preserve">Name: </w:t>
-      </w:r>
-      <w:r>
-        <w:rPr>
-          <w:rFonts w:asciiTheme="majorHAnsi" w:eastAsia="Times New Roman" w:hAnsiTheme="majorHAnsi" w:cstheme="majorHAnsi"/>
-          <w:b/>
-          <w:bCs/>
-          <w:sz w:val="24"/>
-          <w:szCs w:val="24"/>
+        <w:t xml:space="preserve">For </w:t>
+      </w:r>
+      <w:r>
+        <w:rPr>
+          <w:rFonts w:asciiTheme="majorHAnsi" w:eastAsia="Times New Roman" w:hAnsiTheme="majorHAnsi" w:cstheme="majorHAnsi"/>
+          <w:b/>
+          <w:bCs/>
+          <w:sz w:val="27"/>
+          <w:szCs w:val="27"/>
           <w:lang w:eastAsia="en-AU"/>
         </w:rPr>
         <w:t>Anirban Chakrabarty</w:t>
       </w:r>
-      <w:r>
-        <w:rPr>
-          <w:rFonts w:asciiTheme="majorHAnsi" w:eastAsia="Times New Roman" w:hAnsiTheme="majorHAnsi" w:cstheme="majorHAnsi"/>
-          <w:sz w:val="24"/>
-          <w:szCs w:val="24"/>
-          <w:lang w:eastAsia="en-AU"/>
-        </w:rPr>
-        <w:br/>
-        <w:t>Title: Founder &amp; Principal Technologist</w:t>
-      </w:r>
+    </w:p>
+    <w:p>
+      <w:pPr>
+        <w:spacing w:after="0" w:line="240" w:lineRule="auto"/>
+        <w:jc w:val="both"/>
+        <w:outlineLvl w:val="2"/>
+        <w:rPr>
+          <w:rFonts w:asciiTheme="majorHAnsi" w:eastAsia="Times New Roman" w:hAnsiTheme="majorHAnsi" w:cstheme="majorHAnsi"/>
+          <w:b/>
+          <w:bCs/>
+          <w:sz w:val="24"/>
+          <w:szCs w:val="24"/>
+          <w:lang w:eastAsia="en-AU"/>
+        </w:rPr>
+      </w:pPr>
+      <w:r>
+        <w:rPr>
+          <w:rFonts w:asciiTheme="majorHAnsi" w:eastAsia="Times New Roman" w:hAnsiTheme="majorHAnsi" w:cstheme="majorHAnsi"/>
+          <w:b/>
+          <w:bCs/>
+          <w:sz w:val="24"/>
+          <w:szCs w:val="24"/>
+          <w:lang w:eastAsia="en-AU"/>
+        </w:rPr>
+        <w:t xml:space="preserve">ABN </w:t>
+      </w:r>
+      <w:r>
+        <w:rPr>
+          <w:rFonts w:asciiTheme="majorHAnsi" w:eastAsia="Times New Roman" w:hAnsiTheme="majorHAnsi" w:cstheme="majorHAnsi"/>
+          <w:b/>
+          <w:bCs/>
+          <w:sz w:val="24"/>
+          <w:szCs w:val="24"/>
+          <w:lang w:eastAsia="en-AU"/>
+        </w:rPr>
+        <w:t>–</w:t>
+      </w:r>
+      <w:r>
+        <w:rPr>
+          <w:rFonts w:asciiTheme="majorHAnsi" w:eastAsia="Times New Roman" w:hAnsiTheme="majorHAnsi" w:cstheme="majorHAnsi"/>
+          <w:b/>
+          <w:bCs/>
+          <w:sz w:val="24"/>
+          <w:szCs w:val="24"/>
+          <w:lang w:eastAsia="en-AU"/>
+        </w:rPr>
+        <w:t xml:space="preserve"> 56789134510</w:t>
+      </w:r>
+    </w:p>
+    <w:p>
+      <w:pPr>
+        <w:spacing w:after="0" w:line="240" w:lineRule="auto"/>
+        <w:jc w:val="both"/>
+        <w:outlineLvl w:val="2"/>
+        <w:rPr>
+          <w:rFonts w:asciiTheme="majorHAnsi" w:eastAsia="Times New Roman" w:hAnsiTheme="majorHAnsi" w:cstheme="majorHAnsi"/>
+          <w:sz w:val="24"/>
+          <w:szCs w:val="24"/>
+          <w:lang w:eastAsia="en-AU"/>
+        </w:rPr>
+      </w:pPr>
+      <w:r>
+        <w:rPr>
+          <w:rFonts w:asciiTheme="majorHAnsi" w:eastAsia="Times New Roman" w:hAnsiTheme="majorHAnsi" w:cstheme="majorHAnsi"/>
+          <w:b/>
+          <w:sz w:val="24"/>
+          <w:szCs w:val="24"/>
+          <w:lang w:eastAsia="en-AU"/>
+        </w:rPr>
+        <w:t xml:space="preserve">Title: </w:t>
+      </w:r>
+      <w:r>
+        <w:rPr>
+          <w:rFonts w:asciiTheme="majorHAnsi" w:eastAsia="Times New Roman" w:hAnsiTheme="majorHAnsi" w:cstheme="majorHAnsi"/>
+          <w:sz w:val="24"/>
+          <w:szCs w:val="24"/>
+          <w:lang w:eastAsia="en-AU"/>
+        </w:rPr>
+        <w:t>Founder &amp; Principal Technologist</w:t>
+      </w:r>
+      <w:r>
+        <w:rPr>
+          <w:rFonts w:asciiTheme="majorHAnsi" w:eastAsia="Times New Roman" w:hAnsiTheme="majorHAnsi" w:cstheme="majorHAnsi"/>
+          <w:sz w:val="24"/>
+          <w:szCs w:val="24"/>
+          <w:lang w:eastAsia="en-AU"/>
+        </w:rPr>
+        <w:t xml:space="preserve"> - </w:t>
+      </w:r>
+      <w:r>
+        <w:rPr>
+          <w:rFonts w:asciiTheme="majorHAnsi" w:eastAsia="Times New Roman" w:hAnsiTheme="majorHAnsi" w:cstheme="majorHAnsi"/>
+          <w:b/>
+          <w:bCs/>
+          <w:sz w:val="24"/>
+          <w:szCs w:val="24"/>
+          <w:lang w:eastAsia="en-AU"/>
+        </w:rPr>
+        <w:t xml:space="preserve">Anodiam, </w:t>
+      </w:r>
+      <w:hyperlink r:id="rId7" w:history="1">
+        <w:r>
+          <w:rPr>
+            <w:rStyle w:val="Hyperlink"/>
+            <w:rFonts w:asciiTheme="majorHAnsi" w:eastAsia="Times New Roman" w:hAnsiTheme="majorHAnsi" w:cstheme="majorHAnsi"/>
+            <w:b/>
+            <w:bCs/>
+            <w:sz w:val="24"/>
+            <w:szCs w:val="24"/>
+            <w:lang w:eastAsia="en-AU"/>
+          </w:rPr>
+          <w:t>www.anodiam.com</w:t>
+        </w:r>
+      </w:hyperlink>
     </w:p>
     <w:p>
       <w:pPr>
@@ -5527,7 +5772,7 @@
                     </pic:cNvPicPr>
                   </pic:nvPicPr>
                   <pic:blipFill>
-                    <a:blip r:embed="rId5" cstate="print">
+                    <a:blip r:embed="rId8" cstate="print">
                       <a:extLst>
                         <a:ext uri="{28A0092B-C50C-407E-A947-70E740481C1C}">
                           <a14:useLocalDpi xmlns:a14="http://schemas.microsoft.com/office/drawing/2010/main" val="0"/>
@@ -5567,12 +5812,10 @@
         </w:rPr>
         <w:t>________</w:t>
       </w:r>
-      <w:bookmarkStart w:id="0" w:name="_GoBack"/>
-      <w:bookmarkEnd w:id="0"/>
-    </w:p>
-    <w:p>
-      <w:pPr>
-        <w:spacing w:before="100" w:beforeAutospacing="1" w:after="100" w:afterAutospacing="1" w:line="240" w:lineRule="auto"/>
+    </w:p>
+    <w:p>
+      <w:pPr>
+        <w:spacing w:before="100" w:beforeAutospacing="1" w:after="100" w:afterAutospacing="1" w:line="480" w:lineRule="auto"/>
         <w:jc w:val="both"/>
         <w:rPr>
           <w:rFonts w:asciiTheme="majorHAnsi" w:eastAsia="Times New Roman" w:hAnsiTheme="majorHAnsi" w:cstheme="majorHAnsi"/>
@@ -5597,7 +5840,16 @@
           <w:szCs w:val="24"/>
           <w:lang w:eastAsia="en-AU"/>
         </w:rPr>
-        <w:t>15/03/2026</w:t>
+        <w:t>02/05</w:t>
+      </w:r>
+      <w:r>
+        <w:rPr>
+          <w:rFonts w:asciiTheme="majorHAnsi" w:eastAsia="Times New Roman" w:hAnsiTheme="majorHAnsi" w:cstheme="majorHAnsi"/>
+          <w:sz w:val="24"/>
+          <w:szCs w:val="24"/>
+          <w:lang w:eastAsia="en-AU"/>
+        </w:rPr>
+        <w:t>/2026</w:t>
       </w:r>
       <w:r>
         <w:rPr>
@@ -5611,7 +5863,7 @@
     </w:p>
     <w:p>
       <w:pPr>
-        <w:spacing w:before="100" w:beforeAutospacing="1" w:after="100" w:afterAutospacing="1" w:line="240" w:lineRule="auto"/>
+        <w:spacing w:after="0" w:line="240" w:lineRule="auto"/>
         <w:jc w:val="both"/>
         <w:outlineLvl w:val="2"/>
         <w:rPr>
@@ -5633,6 +5885,41 @@
           <w:lang w:eastAsia="en-AU"/>
         </w:rPr>
         <w:t>For Effiderma Pty Ltd (CelRevive)</w:t>
+      </w:r>
+    </w:p>
+    <w:p>
+      <w:pPr>
+        <w:spacing w:after="100" w:afterAutospacing="1" w:line="240" w:lineRule="auto"/>
+        <w:rPr>
+          <w:rFonts w:asciiTheme="majorHAnsi" w:eastAsia="Times New Roman" w:hAnsiTheme="majorHAnsi" w:cstheme="majorHAnsi"/>
+          <w:b/>
+          <w:bCs/>
+          <w:sz w:val="24"/>
+          <w:szCs w:val="24"/>
+          <w:lang w:eastAsia="en-AU"/>
+        </w:rPr>
+      </w:pPr>
+      <w:r>
+        <w:rPr>
+          <w:rFonts w:asciiTheme="majorHAnsi" w:eastAsia="Times New Roman" w:hAnsiTheme="majorHAnsi" w:cstheme="majorHAnsi"/>
+          <w:b/>
+          <w:bCs/>
+          <w:sz w:val="24"/>
+          <w:szCs w:val="24"/>
+          <w:lang w:eastAsia="en-AU"/>
+        </w:rPr>
+        <w:t>ACN -</w:t>
+      </w:r>
+      <w:r>
+        <w:rPr>
+          <w:rFonts w:asciiTheme="majorHAnsi" w:eastAsia="Times New Roman" w:hAnsiTheme="majorHAnsi" w:cstheme="majorHAnsi"/>
+          <w:b/>
+          <w:bCs/>
+          <w:sz w:val="24"/>
+          <w:szCs w:val="24"/>
+          <w:lang w:eastAsia="en-AU"/>
+        </w:rPr>
+        <w:t xml:space="preserve"> 669 833 587</w:t>
       </w:r>
     </w:p>
     <w:p>
@@ -9226,6 +9513,17 @@
       <w:contextualSpacing/>
     </w:pPr>
   </w:style>
+  <w:style w:type="character" w:styleId="Hyperlink">
+    <w:name w:val="Hyperlink"/>
+    <w:basedOn w:val="DefaultParagraphFont"/>
+    <w:uiPriority w:val="99"/>
+    <w:unhideWhenUsed/>
+    <w:rsid w:val="00850AB1"/>
+    <w:rPr>
+      <w:color w:val="0563C1" w:themeColor="hyperlink"/>
+      <w:u w:val="single"/>
+    </w:rPr>
+  </w:style>
 </w:styles>
 </file>
 
